--- a/Seminarski Rad - Operativni Sistemi - Miroslav Zvara SI3-24.docx
+++ b/Seminarski Rad - Operativni Sistemi - Miroslav Zvara SI3-24.docx
@@ -607,8 +607,6 @@
             <w:fldChar w:fldCharType="separate"/>
           </w:r>
         </w:p>
-        <w:bookmarkStart w:id="34" w:name="_GoBack"/>
-        <w:bookmarkEnd w:id="34"/>
         <w:p>
           <w:pPr>
             <w:pStyle w:val="TOC3"/>
@@ -621,124 +619,79 @@
               <w:noProof/>
             </w:rPr>
           </w:pPr>
-          <w:r>
-            <w:rPr>
-              <w:rStyle w:val="Hyperlink"/>
-              <w:noProof/>
-            </w:rPr>
-            <w:fldChar w:fldCharType="begin"/>
-          </w:r>
-          <w:r>
-            <w:rPr>
-              <w:rStyle w:val="Hyperlink"/>
-              <w:noProof/>
-            </w:rPr>
-            <w:instrText xml:space="preserve"> </w:instrText>
-          </w:r>
-          <w:r>
-            <w:rPr>
-              <w:noProof/>
-            </w:rPr>
-            <w:instrText>HYPERLINK \l "_Toc230829594"</w:instrText>
-          </w:r>
-          <w:r>
-            <w:rPr>
-              <w:rStyle w:val="Hyperlink"/>
-              <w:noProof/>
-            </w:rPr>
-            <w:instrText xml:space="preserve"> </w:instrText>
-          </w:r>
-          <w:r>
-            <w:rPr>
-              <w:rStyle w:val="Hyperlink"/>
-              <w:noProof/>
-            </w:rPr>
-          </w:r>
-          <w:r>
-            <w:rPr>
-              <w:rStyle w:val="Hyperlink"/>
-              <w:noProof/>
-            </w:rPr>
-            <w:fldChar w:fldCharType="separate"/>
-          </w:r>
-          <w:r>
-            <w:rPr>
-              <w:rStyle w:val="Hyperlink"/>
-              <w:noProof/>
-              <w:lang w:val="sr-Latn-RS"/>
-            </w:rPr>
-            <w:t>1.</w:t>
-          </w:r>
-          <w:r>
-            <w:rPr>
-              <w:rFonts w:cstheme="minorBidi"/>
-              <w:noProof/>
-            </w:rPr>
-            <w:tab/>
-          </w:r>
-          <w:r>
-            <w:rPr>
-              <w:rStyle w:val="Hyperlink"/>
-              <w:noProof/>
-              <w:lang w:val="sr-Latn-RS"/>
-            </w:rPr>
-            <w:t>Teorijski deo</w:t>
-          </w:r>
-          <w:r>
-            <w:rPr>
-              <w:noProof/>
-              <w:webHidden/>
-            </w:rPr>
-            <w:tab/>
-          </w:r>
-          <w:r>
-            <w:rPr>
-              <w:noProof/>
-              <w:webHidden/>
-            </w:rPr>
-            <w:fldChar w:fldCharType="begin"/>
-          </w:r>
-          <w:r>
-            <w:rPr>
-              <w:noProof/>
-              <w:webHidden/>
-            </w:rPr>
-            <w:instrText xml:space="preserve"> PAGEREF _Toc230829594 \h </w:instrText>
-          </w:r>
-          <w:r>
-            <w:rPr>
-              <w:noProof/>
-              <w:webHidden/>
-            </w:rPr>
-          </w:r>
-          <w:r>
-            <w:rPr>
-              <w:noProof/>
-              <w:webHidden/>
-            </w:rPr>
-            <w:fldChar w:fldCharType="separate"/>
-          </w:r>
-          <w:r>
-            <w:rPr>
-              <w:noProof/>
-              <w:webHidden/>
-            </w:rPr>
-            <w:t>3</w:t>
-          </w:r>
-          <w:r>
-            <w:rPr>
-              <w:noProof/>
-              <w:webHidden/>
-            </w:rPr>
-            <w:fldChar w:fldCharType="end"/>
-          </w:r>
-          <w:r>
-            <w:rPr>
-              <w:rStyle w:val="Hyperlink"/>
-              <w:noProof/>
-            </w:rPr>
-            <w:fldChar w:fldCharType="end"/>
-          </w:r>
+          <w:hyperlink w:anchor="_Toc230829594" w:history="1">
+            <w:r>
+              <w:rPr>
+                <w:rStyle w:val="Hyperlink"/>
+                <w:noProof/>
+                <w:lang w:val="sr-Latn-RS"/>
+              </w:rPr>
+              <w:t>1.</w:t>
+            </w:r>
+            <w:r>
+              <w:rPr>
+                <w:rFonts w:cstheme="minorBidi"/>
+                <w:noProof/>
+              </w:rPr>
+              <w:tab/>
+            </w:r>
+            <w:r>
+              <w:rPr>
+                <w:rStyle w:val="Hyperlink"/>
+                <w:noProof/>
+                <w:lang w:val="sr-Latn-RS"/>
+              </w:rPr>
+              <w:t>Teorijski deo</w:t>
+            </w:r>
+            <w:r>
+              <w:rPr>
+                <w:noProof/>
+                <w:webHidden/>
+              </w:rPr>
+              <w:tab/>
+            </w:r>
+            <w:r>
+              <w:rPr>
+                <w:noProof/>
+                <w:webHidden/>
+              </w:rPr>
+              <w:fldChar w:fldCharType="begin"/>
+            </w:r>
+            <w:r>
+              <w:rPr>
+                <w:noProof/>
+                <w:webHidden/>
+              </w:rPr>
+              <w:instrText xml:space="preserve"> PAGEREF _Toc230829594 \h </w:instrText>
+            </w:r>
+            <w:r>
+              <w:rPr>
+                <w:noProof/>
+                <w:webHidden/>
+              </w:rPr>
+            </w:r>
+            <w:r>
+              <w:rPr>
+                <w:noProof/>
+                <w:webHidden/>
+              </w:rPr>
+              <w:fldChar w:fldCharType="separate"/>
+            </w:r>
+            <w:r>
+              <w:rPr>
+                <w:noProof/>
+                <w:webHidden/>
+              </w:rPr>
+              <w:t>3</w:t>
+            </w:r>
+            <w:r>
+              <w:rPr>
+                <w:noProof/>
+                <w:webHidden/>
+              </w:rPr>
+              <w:fldChar w:fldCharType="end"/>
+            </w:r>
+          </w:hyperlink>
         </w:p>
         <w:p>
           <w:pPr>
@@ -3118,7 +3071,7 @@
         </w:rPr>
         <w:br w:type="page"/>
       </w:r>
-      <w:bookmarkStart w:id="35" w:name="_Toc230829594"/>
+      <w:bookmarkStart w:id="34" w:name="_Toc230829594"/>
       <w:r>
         <w:rPr>
           <w:sz w:val="32"/>
@@ -3128,7 +3081,7 @@
         <w:lastRenderedPageBreak/>
         <w:t>Teorijski deo</w:t>
       </w:r>
-      <w:bookmarkEnd w:id="35"/>
+      <w:bookmarkEnd w:id="34"/>
     </w:p>
     <w:p>
       <w:pPr>
@@ -3143,7 +3096,7 @@
           <w:lang w:val="sr-Latn-RS"/>
         </w:rPr>
       </w:pPr>
-      <w:bookmarkStart w:id="36" w:name="_Toc230829595"/>
+      <w:bookmarkStart w:id="35" w:name="_Toc230829595"/>
       <w:r>
         <w:rPr>
           <w:sz w:val="32"/>
@@ -3152,7 +3105,7 @@
         </w:rPr>
         <w:t>Teorijske osnove</w:t>
       </w:r>
-      <w:bookmarkEnd w:id="36"/>
+      <w:bookmarkEnd w:id="35"/>
     </w:p>
     <w:p>
       <w:pPr>
@@ -3167,7 +3120,7 @@
           <w:lang w:val="sr-Latn-RS"/>
         </w:rPr>
       </w:pPr>
-      <w:bookmarkStart w:id="37" w:name="_Toc230829596"/>
+      <w:bookmarkStart w:id="36" w:name="_Toc230829596"/>
       <w:r>
         <w:rPr>
           <w:sz w:val="32"/>
@@ -3176,7 +3129,7 @@
         </w:rPr>
         <w:t>Arhitektura procesora</w:t>
       </w:r>
-      <w:bookmarkEnd w:id="37"/>
+      <w:bookmarkEnd w:id="36"/>
     </w:p>
     <w:p>
       <w:pPr>
@@ -3401,7 +3354,7 @@
           <w:lang w:val="sr-Latn-RS"/>
         </w:rPr>
       </w:pPr>
-      <w:bookmarkStart w:id="38" w:name="_Toc230829597"/>
+      <w:bookmarkStart w:id="37" w:name="_Toc230829597"/>
       <w:r>
         <w:rPr>
           <w:sz w:val="32"/>
@@ -3410,7 +3363,7 @@
         </w:rPr>
         <w:t>Registri procesora</w:t>
       </w:r>
-      <w:bookmarkEnd w:id="38"/>
+      <w:bookmarkEnd w:id="37"/>
     </w:p>
     <w:p>
       <w:pPr>
@@ -3682,7 +3635,7 @@
           <w:lang w:val="sr-Latn-RS"/>
         </w:rPr>
       </w:pPr>
-      <w:bookmarkStart w:id="39" w:name="_Toc230829598"/>
+      <w:bookmarkStart w:id="38" w:name="_Toc230829598"/>
       <w:r>
         <w:rPr>
           <w:sz w:val="32"/>
@@ -3691,7 +3644,7 @@
         </w:rPr>
         <w:t>Definicija i uloga flagova</w:t>
       </w:r>
-      <w:bookmarkEnd w:id="39"/>
+      <w:bookmarkEnd w:id="38"/>
     </w:p>
     <w:p>
       <w:pPr>
@@ -3766,7 +3719,7 @@
           <w:lang w:val="sr-Latn-RS"/>
         </w:rPr>
       </w:pPr>
-      <w:bookmarkStart w:id="40" w:name="_Toc230829599"/>
+      <w:bookmarkStart w:id="39" w:name="_Toc230829599"/>
       <w:r>
         <w:rPr>
           <w:sz w:val="32"/>
@@ -3775,7 +3728,7 @@
         </w:rPr>
         <w:t>Vrste flagova</w:t>
       </w:r>
-      <w:bookmarkEnd w:id="40"/>
+      <w:bookmarkEnd w:id="39"/>
     </w:p>
     <w:p>
       <w:pPr>
@@ -4529,7 +4482,7 @@
           <w:lang w:val="sr-Latn-RS"/>
         </w:rPr>
       </w:pPr>
-      <w:bookmarkStart w:id="41" w:name="_Toc230829600"/>
+      <w:bookmarkStart w:id="40" w:name="_Toc230829600"/>
       <w:r>
         <w:rPr>
           <w:sz w:val="32"/>
@@ -4538,7 +4491,7 @@
         </w:rPr>
         <w:t>Karakteristike flagova</w:t>
       </w:r>
-      <w:bookmarkEnd w:id="41"/>
+      <w:bookmarkEnd w:id="40"/>
     </w:p>
     <w:p>
       <w:pPr>
@@ -4703,7 +4656,7 @@
           <w:lang w:val="sr-Latn-RS"/>
         </w:rPr>
       </w:pPr>
-      <w:bookmarkStart w:id="42" w:name="_Toc230829601"/>
+      <w:bookmarkStart w:id="41" w:name="_Toc230829601"/>
       <w:r>
         <w:rPr>
           <w:sz w:val="32"/>
@@ -4713,7 +4666,7 @@
         <w:lastRenderedPageBreak/>
         <w:t>Tehnološke osnove</w:t>
       </w:r>
-      <w:bookmarkEnd w:id="42"/>
+      <w:bookmarkEnd w:id="41"/>
     </w:p>
     <w:p>
       <w:pPr>
@@ -4728,7 +4681,7 @@
           <w:lang w:val="sr-Latn-RS"/>
         </w:rPr>
       </w:pPr>
-      <w:bookmarkStart w:id="43" w:name="_Toc230829602"/>
+      <w:bookmarkStart w:id="42" w:name="_Toc230829602"/>
       <w:r>
         <w:rPr>
           <w:sz w:val="32"/>
@@ -4745,7 +4698,7 @@
         </w:rPr>
         <w:t xml:space="preserve"> generisanje flagova</w:t>
       </w:r>
-      <w:bookmarkEnd w:id="43"/>
+      <w:bookmarkEnd w:id="42"/>
     </w:p>
     <w:p>
       <w:pPr>
@@ -4888,7 +4841,7 @@
           <w:lang w:val="sr-Latn-RS"/>
         </w:rPr>
       </w:pPr>
-      <w:bookmarkStart w:id="44" w:name="_Toc230829603"/>
+      <w:bookmarkStart w:id="43" w:name="_Toc230829603"/>
       <w:r>
         <w:rPr>
           <w:sz w:val="32"/>
@@ -4897,7 +4850,7 @@
         </w:rPr>
         <w:t>Statusni registri i organizacija flagova</w:t>
       </w:r>
-      <w:bookmarkEnd w:id="44"/>
+      <w:bookmarkEnd w:id="43"/>
     </w:p>
     <w:p>
       <w:pPr>
@@ -4991,7 +4944,7 @@
           <w:lang w:val="sr-Latn-RS"/>
         </w:rPr>
       </w:pPr>
-      <w:bookmarkStart w:id="45" w:name="_Toc230829604"/>
+      <w:bookmarkStart w:id="44" w:name="_Toc230829604"/>
       <w:r>
         <w:rPr>
           <w:sz w:val="32"/>
@@ -5001,7 +4954,7 @@
         <w:lastRenderedPageBreak/>
         <w:t>Flagovi u asembleru</w:t>
       </w:r>
-      <w:bookmarkEnd w:id="45"/>
+      <w:bookmarkEnd w:id="44"/>
     </w:p>
     <w:p>
       <w:pPr>
@@ -5094,7 +5047,7 @@
           <w:lang w:val="sr-Latn-RS"/>
         </w:rPr>
       </w:pPr>
-      <w:bookmarkStart w:id="46" w:name="_Toc230829605"/>
+      <w:bookmarkStart w:id="45" w:name="_Toc230829605"/>
       <w:r>
         <w:rPr>
           <w:sz w:val="32"/>
@@ -5103,7 +5056,7 @@
         </w:rPr>
         <w:t>Uticaj flagova na izvršavanje programa</w:t>
       </w:r>
-      <w:bookmarkEnd w:id="46"/>
+      <w:bookmarkEnd w:id="45"/>
     </w:p>
     <w:p>
       <w:pPr>
@@ -5183,7 +5136,7 @@
           <w:lang w:val="sr-Latn-RS"/>
         </w:rPr>
       </w:pPr>
-      <w:bookmarkStart w:id="47" w:name="_Toc230829606"/>
+      <w:bookmarkStart w:id="46" w:name="_Toc230829606"/>
       <w:r>
         <w:rPr>
           <w:sz w:val="32"/>
@@ -5192,7 +5145,7 @@
         </w:rPr>
         <w:t>Komparativna analiza postojećih rešenja</w:t>
       </w:r>
-      <w:bookmarkEnd w:id="47"/>
+      <w:bookmarkEnd w:id="46"/>
     </w:p>
     <w:p>
       <w:pPr>
@@ -5207,7 +5160,7 @@
           <w:lang w:val="sr-Latn-RS"/>
         </w:rPr>
       </w:pPr>
-      <w:bookmarkStart w:id="48" w:name="_Toc230829607"/>
+      <w:bookmarkStart w:id="47" w:name="_Toc230829607"/>
       <w:r>
         <w:rPr>
           <w:sz w:val="32"/>
@@ -5216,7 +5169,7 @@
         </w:rPr>
         <w:t>Flagovi u ARM arhitekturi</w:t>
       </w:r>
-      <w:bookmarkEnd w:id="48"/>
+      <w:bookmarkEnd w:id="47"/>
     </w:p>
     <w:p>
       <w:pPr>
@@ -5812,7 +5765,7 @@
           <w:lang w:val="sr-Latn-RS"/>
         </w:rPr>
       </w:pPr>
-      <w:bookmarkStart w:id="49" w:name="_Toc230829608"/>
+      <w:bookmarkStart w:id="48" w:name="_Toc230829608"/>
       <w:r>
         <w:rPr>
           <w:sz w:val="32"/>
@@ -5821,7 +5774,7 @@
         </w:rPr>
         <w:t>RISC arhitekture i alternativni pristupi</w:t>
       </w:r>
-      <w:bookmarkEnd w:id="49"/>
+      <w:bookmarkEnd w:id="48"/>
     </w:p>
     <w:p>
       <w:pPr>
@@ -5911,7 +5864,7 @@
           <w:lang w:val="sr-Latn-RS"/>
         </w:rPr>
       </w:pPr>
-      <w:bookmarkStart w:id="50" w:name="_Toc230829609"/>
+      <w:bookmarkStart w:id="49" w:name="_Toc230829609"/>
       <w:r>
         <w:rPr>
           <w:sz w:val="32"/>
@@ -5920,7 +5873,7 @@
         </w:rPr>
         <w:t>Poređenje arhitektura</w:t>
       </w:r>
-      <w:bookmarkEnd w:id="50"/>
+      <w:bookmarkEnd w:id="49"/>
     </w:p>
     <w:tbl>
       <w:tblPr>
@@ -6388,7 +6341,7 @@
           <w:lang w:val="sr-Latn-RS"/>
         </w:rPr>
       </w:pPr>
-      <w:bookmarkStart w:id="51" w:name="_Toc230829610"/>
+      <w:bookmarkStart w:id="50" w:name="_Toc230829610"/>
       <w:r>
         <w:rPr>
           <w:sz w:val="32"/>
@@ -6397,7 +6350,7 @@
         </w:rPr>
         <w:t>Primeri primene</w:t>
       </w:r>
-      <w:bookmarkEnd w:id="51"/>
+      <w:bookmarkEnd w:id="50"/>
     </w:p>
     <w:p>
       <w:pPr>
@@ -6412,7 +6365,7 @@
           <w:lang w:val="sr-Latn-RS"/>
         </w:rPr>
       </w:pPr>
-      <w:bookmarkStart w:id="52" w:name="_Toc230829611"/>
+      <w:bookmarkStart w:id="51" w:name="_Toc230829611"/>
       <w:r>
         <w:rPr>
           <w:sz w:val="32"/>
@@ -6421,7 +6374,7 @@
         </w:rPr>
         <w:t>Kontrola toka programa</w:t>
       </w:r>
-      <w:bookmarkEnd w:id="52"/>
+      <w:bookmarkEnd w:id="51"/>
     </w:p>
     <w:p>
       <w:pPr>
@@ -7298,7 +7251,7 @@
           <w:lang w:val="sr-Latn-RS"/>
         </w:rPr>
       </w:pPr>
-      <w:bookmarkStart w:id="53" w:name="_Toc230829612"/>
+      <w:bookmarkStart w:id="52" w:name="_Toc230829612"/>
       <w:r>
         <w:rPr>
           <w:sz w:val="32"/>
@@ -7307,7 +7260,7 @@
         </w:rPr>
         <w:t>Aritmetičke operacije</w:t>
       </w:r>
-      <w:bookmarkEnd w:id="53"/>
+      <w:bookmarkEnd w:id="52"/>
     </w:p>
     <w:p>
       <w:pPr>
@@ -7607,7 +7560,7 @@
           <w:lang w:val="sr-Latn-RS"/>
         </w:rPr>
       </w:pPr>
-      <w:bookmarkStart w:id="54" w:name="_Toc230829613"/>
+      <w:bookmarkStart w:id="53" w:name="_Toc230829613"/>
       <w:r>
         <w:rPr>
           <w:sz w:val="32"/>
@@ -7616,7 +7569,7 @@
         </w:rPr>
         <w:t>Operativni sistemi</w:t>
       </w:r>
-      <w:bookmarkEnd w:id="54"/>
+      <w:bookmarkEnd w:id="53"/>
     </w:p>
     <w:p>
       <w:pPr>
@@ -7755,7 +7708,7 @@
           <w:lang w:val="sr-Latn-RS"/>
         </w:rPr>
       </w:pPr>
-      <w:bookmarkStart w:id="55" w:name="_Toc230829614"/>
+      <w:bookmarkStart w:id="54" w:name="_Toc230829614"/>
       <w:r>
         <w:rPr>
           <w:sz w:val="32"/>
@@ -7765,7 +7718,7 @@
         <w:lastRenderedPageBreak/>
         <w:t>Embedded sistemi i mikrokontroleri</w:t>
       </w:r>
-      <w:bookmarkEnd w:id="55"/>
+      <w:bookmarkEnd w:id="54"/>
     </w:p>
     <w:p>
       <w:pPr>
@@ -7869,7 +7822,7 @@
           <w:lang w:val="sr-Latn-RS"/>
         </w:rPr>
       </w:pPr>
-      <w:bookmarkStart w:id="56" w:name="_Toc230829615"/>
+      <w:bookmarkStart w:id="55" w:name="_Toc230829615"/>
       <w:r>
         <w:rPr>
           <w:sz w:val="32"/>
@@ -7878,7 +7831,7 @@
         </w:rPr>
         <w:t>Debugovanje i reverzni inženjering</w:t>
       </w:r>
-      <w:bookmarkEnd w:id="56"/>
+      <w:bookmarkEnd w:id="55"/>
     </w:p>
     <w:p>
       <w:pPr>
@@ -8005,7 +7958,7 @@
           <w:lang w:val="sr-Latn-RS"/>
         </w:rPr>
       </w:pPr>
-      <w:bookmarkStart w:id="57" w:name="_Toc230829616"/>
+      <w:bookmarkStart w:id="56" w:name="_Toc230829616"/>
       <w:r>
         <w:rPr>
           <w:sz w:val="32"/>
@@ -8015,7 +7968,7 @@
         <w:lastRenderedPageBreak/>
         <w:t>Praktični deo</w:t>
       </w:r>
-      <w:bookmarkEnd w:id="57"/>
+      <w:bookmarkEnd w:id="56"/>
     </w:p>
     <w:p>
       <w:pPr>
@@ -8030,7 +7983,7 @@
           <w:lang w:val="sr-Latn-RS"/>
         </w:rPr>
       </w:pPr>
-      <w:bookmarkStart w:id="58" w:name="_Toc230829617"/>
+      <w:bookmarkStart w:id="57" w:name="_Toc230829617"/>
       <w:r>
         <w:rPr>
           <w:sz w:val="32"/>
@@ -8039,7 +7992,7 @@
         </w:rPr>
         <w:t>Namena softvera i korisničko uputstvo</w:t>
       </w:r>
-      <w:bookmarkEnd w:id="58"/>
+      <w:bookmarkEnd w:id="57"/>
     </w:p>
     <w:p>
       <w:pPr>
@@ -8873,7 +8826,7 @@
           <w:lang w:val="sr-Latn-RS"/>
         </w:rPr>
       </w:pPr>
-      <w:bookmarkStart w:id="59" w:name="_Toc230829618"/>
+      <w:bookmarkStart w:id="58" w:name="_Toc230829618"/>
       <w:r>
         <w:rPr>
           <w:sz w:val="32"/>
@@ -8882,7 +8835,7 @@
         </w:rPr>
         <w:t>Kratak opis primenjenih alata i tehnologija u implementaciji rešenja</w:t>
       </w:r>
-      <w:bookmarkEnd w:id="59"/>
+      <w:bookmarkEnd w:id="58"/>
     </w:p>
     <w:p>
       <w:pPr>
@@ -9063,7 +9016,7 @@
           <w:lang w:val="sr-Latn-RS"/>
         </w:rPr>
       </w:pPr>
-      <w:bookmarkStart w:id="60" w:name="_Toc230829619"/>
+      <w:bookmarkStart w:id="59" w:name="_Toc230829619"/>
       <w:r>
         <w:rPr>
           <w:sz w:val="32"/>
@@ -9072,7 +9025,7 @@
         </w:rPr>
         <w:t>Opis implementacije</w:t>
       </w:r>
-      <w:bookmarkEnd w:id="60"/>
+      <w:bookmarkEnd w:id="59"/>
     </w:p>
     <w:p>
       <w:pPr>
@@ -9568,10 +9521,10 @@
         </w:rPr>
         <w:lastRenderedPageBreak/>
         <w:drawing>
-          <wp:inline distT="0" distB="0" distL="0" distR="0" wp14:anchorId="61BB79B7" wp14:editId="4480A798">
-            <wp:extent cx="4800768" cy="7806519"/>
-            <wp:effectExtent l="0" t="0" r="0" b="4445"/>
-            <wp:docPr id="8" name="Picture 8"/>
+          <wp:inline distT="0" distB="0" distL="0" distR="0" wp14:anchorId="0FFAD217" wp14:editId="57E4FCB1">
+            <wp:extent cx="5236806" cy="7790213"/>
+            <wp:effectExtent l="0" t="0" r="2540" b="1270"/>
+            <wp:docPr id="2" name="Picture 2"/>
             <wp:cNvGraphicFramePr>
               <a:graphicFrameLocks xmlns:a="http://schemas.openxmlformats.org/drawingml/2006/main" noChangeAspect="1"/>
             </wp:cNvGraphicFramePr>
@@ -9591,7 +9544,7 @@
                   <pic:spPr>
                     <a:xfrm>
                       <a:off x="0" y="0"/>
-                      <a:ext cx="4807691" cy="7817776"/>
+                      <a:ext cx="5239940" cy="7794876"/>
                     </a:xfrm>
                     <a:prstGeom prst="rect">
                       <a:avLst/>
@@ -9650,10 +9603,10 @@
           <w:noProof/>
         </w:rPr>
         <w:drawing>
-          <wp:inline distT="0" distB="0" distL="0" distR="0" wp14:anchorId="56CFD4B4" wp14:editId="514116E7">
-            <wp:extent cx="5943600" cy="4206240"/>
-            <wp:effectExtent l="0" t="0" r="3810" b="0"/>
-            <wp:docPr id="9" name="Picture 9"/>
+          <wp:inline distT="0" distB="0" distL="0" distR="0" wp14:anchorId="493BC60E" wp14:editId="44F5DD48">
+            <wp:extent cx="5943600" cy="4660265"/>
+            <wp:effectExtent l="0" t="0" r="0" b="6985"/>
+            <wp:docPr id="5" name="Picture 5"/>
             <wp:cNvGraphicFramePr>
               <a:graphicFrameLocks xmlns:a="http://schemas.openxmlformats.org/drawingml/2006/main" noChangeAspect="1"/>
             </wp:cNvGraphicFramePr>
@@ -9673,7 +9626,7 @@
                   <pic:spPr>
                     <a:xfrm>
                       <a:off x="0" y="0"/>
-                      <a:ext cx="5943600" cy="4206240"/>
+                      <a:ext cx="5943600" cy="4660265"/>
                     </a:xfrm>
                     <a:prstGeom prst="rect">
                       <a:avLst/>
@@ -9714,7 +9667,7 @@
     </w:p>
     <w:p>
       <w:pPr>
-        <w:jc w:val="left"/>
+        <w:jc w:val="center"/>
         <w:rPr>
           <w:lang w:val="sr-Latn-RS"/>
         </w:rPr>
@@ -9725,10 +9678,10 @@
         </w:rPr>
         <w:lastRenderedPageBreak/>
         <w:drawing>
-          <wp:inline distT="0" distB="0" distL="0" distR="0" wp14:anchorId="6FEBE636" wp14:editId="1D02AAF9">
-            <wp:extent cx="5943600" cy="5742305"/>
-            <wp:effectExtent l="0" t="0" r="0" b="8255"/>
-            <wp:docPr id="10" name="Picture 10"/>
+          <wp:inline distT="0" distB="0" distL="0" distR="0" wp14:anchorId="0D7E7841" wp14:editId="56882890">
+            <wp:extent cx="5943600" cy="5038090"/>
+            <wp:effectExtent l="0" t="0" r="0" b="0"/>
+            <wp:docPr id="24" name="Picture 24"/>
             <wp:cNvGraphicFramePr>
               <a:graphicFrameLocks xmlns:a="http://schemas.openxmlformats.org/drawingml/2006/main" noChangeAspect="1"/>
             </wp:cNvGraphicFramePr>
@@ -9748,7 +9701,7 @@
                   <pic:spPr>
                     <a:xfrm>
                       <a:off x="0" y="0"/>
-                      <a:ext cx="5943600" cy="5742305"/>
+                      <a:ext cx="5943600" cy="5038090"/>
                     </a:xfrm>
                     <a:prstGeom prst="rect">
                       <a:avLst/>
@@ -9760,36 +9713,28 @@
           </wp:inline>
         </w:drawing>
       </w:r>
+      <w:r>
+        <w:rPr>
+          <w:lang w:val="sr-Latn-RS"/>
+        </w:rPr>
+        <w:t xml:space="preserve">Slika </w:t>
+      </w:r>
+      <w:r>
+        <w:rPr>
+          <w:lang w:val="sr-Latn-RS"/>
+        </w:rPr>
+        <w:t>10</w:t>
+      </w:r>
+      <w:r>
+        <w:rPr>
+          <w:lang w:val="sr-Latn-RS"/>
+        </w:rPr>
+        <w:t xml:space="preserve"> – treći deo funkcije „UcitajInstrukcijeIzFajla“</w:t>
+      </w:r>
     </w:p>
     <w:p>
       <w:pPr>
         <w:jc w:val="center"/>
-        <w:rPr>
-          <w:lang w:val="sr-Latn-RS"/>
-        </w:rPr>
-      </w:pPr>
-      <w:r>
-        <w:rPr>
-          <w:lang w:val="sr-Latn-RS"/>
-        </w:rPr>
-        <w:t xml:space="preserve">Slika </w:t>
-      </w:r>
-      <w:r>
-        <w:rPr>
-          <w:lang w:val="sr-Latn-RS"/>
-        </w:rPr>
-        <w:t>10</w:t>
-      </w:r>
-      <w:r>
-        <w:rPr>
-          <w:lang w:val="sr-Latn-RS"/>
-        </w:rPr>
-        <w:t xml:space="preserve"> – treći deo funkcije „UcitajInstrukcijeIzFajla“</w:t>
-      </w:r>
-    </w:p>
-    <w:p>
-      <w:pPr>
-        <w:jc w:val="left"/>
         <w:rPr>
           <w:lang w:val="sr-Latn-RS"/>
         </w:rPr>
@@ -9800,10 +9745,10 @@
         </w:rPr>
         <w:lastRenderedPageBreak/>
         <w:drawing>
-          <wp:inline distT="0" distB="0" distL="0" distR="0" wp14:anchorId="0C5D93C8" wp14:editId="7205DEB7">
-            <wp:extent cx="5943600" cy="6842760"/>
-            <wp:effectExtent l="0" t="0" r="0" b="0"/>
-            <wp:docPr id="12" name="Picture 12"/>
+          <wp:inline distT="0" distB="0" distL="0" distR="0" wp14:anchorId="09DFB572" wp14:editId="753A434D">
+            <wp:extent cx="5943600" cy="6704330"/>
+            <wp:effectExtent l="0" t="0" r="0" b="1270"/>
+            <wp:docPr id="25" name="Picture 25"/>
             <wp:cNvGraphicFramePr>
               <a:graphicFrameLocks xmlns:a="http://schemas.openxmlformats.org/drawingml/2006/main" noChangeAspect="1"/>
             </wp:cNvGraphicFramePr>
@@ -9823,7 +9768,7 @@
                   <pic:spPr>
                     <a:xfrm>
                       <a:off x="0" y="0"/>
-                      <a:ext cx="5943600" cy="6842760"/>
+                      <a:ext cx="5943600" cy="6704330"/>
                     </a:xfrm>
                     <a:prstGeom prst="rect">
                       <a:avLst/>
@@ -9864,14 +9809,7 @@
     </w:p>
     <w:p>
       <w:pPr>
-        <w:rPr>
-          <w:lang w:val="sr-Latn-RS"/>
-        </w:rPr>
-      </w:pPr>
-    </w:p>
-    <w:p>
-      <w:pPr>
-        <w:jc w:val="left"/>
+        <w:jc w:val="center"/>
         <w:rPr>
           <w:lang w:val="sr-Latn-RS"/>
         </w:rPr>
@@ -9882,10 +9820,10 @@
         </w:rPr>
         <w:lastRenderedPageBreak/>
         <w:drawing>
-          <wp:inline distT="0" distB="0" distL="0" distR="0" wp14:anchorId="1ED0DB2A" wp14:editId="51474588">
-            <wp:extent cx="5943600" cy="4940935"/>
+          <wp:inline distT="0" distB="0" distL="0" distR="0" wp14:anchorId="2727DC7E" wp14:editId="2F095603">
+            <wp:extent cx="5943600" cy="4972685"/>
             <wp:effectExtent l="0" t="0" r="0" b="0"/>
-            <wp:docPr id="13" name="Picture 13"/>
+            <wp:docPr id="26" name="Picture 26"/>
             <wp:cNvGraphicFramePr>
               <a:graphicFrameLocks xmlns:a="http://schemas.openxmlformats.org/drawingml/2006/main" noChangeAspect="1"/>
             </wp:cNvGraphicFramePr>
@@ -9905,7 +9843,7 @@
                   <pic:spPr>
                     <a:xfrm>
                       <a:off x="0" y="0"/>
-                      <a:ext cx="5943600" cy="4940935"/>
+                      <a:ext cx="5943600" cy="4972685"/>
                     </a:xfrm>
                     <a:prstGeom prst="rect">
                       <a:avLst/>
@@ -9967,7 +9905,19 @@
         <w:rPr>
           <w:lang w:val="sr-Latn-RS"/>
         </w:rPr>
-        <w:t xml:space="preserve"> značaja jer od nje zavise sve informacije koje se koriste u izvršavanju programa. Prvenstveno se otvara izabrana datoteka u direktorijumu „assembler_programi“. Iz datoteke se čitaju informacije liniju po liniju, svrstavaju se u segment podataka ili segment koda. U segmentu podataka se čitaju promenljive i čuvaju u CPU strukturu pomoću strukture „Promenljiva“. U segmentu koda se čitaju instrukcije, dele se na mnemonik i operande. Operandi se čuvaju u strukturu „Instrukcija“</w:t>
+        <w:t xml:space="preserve"> značaja jer od nje zavise sve informacije koje se koriste u izvršavanju programa. Prvenstveno se otvara izabrana datoteka u direktorijumu „assembler_programi“. Iz datoteke se čitaju informacije liniju po liniju, svrstavaju se u segment podataka ili segment koda. U segmentu podataka se čitaju promenljive i čuvaju u CPU strukturu pomoću strukture „Promenljiva“. U segmentu koda se čitaju instrukcije, dele se na mnemonik i operande.</w:t>
+      </w:r>
+      <w:r>
+        <w:rPr>
+          <w:lang w:val="sr-Latn-RS"/>
+        </w:rPr>
+        <w:t xml:space="preserve"> Mnemonik i o</w:t>
+      </w:r>
+      <w:r>
+        <w:rPr>
+          <w:lang w:val="sr-Latn-RS"/>
+        </w:rPr>
+        <w:t>perandi se čuvaju u strukturu „Instrukcija“</w:t>
       </w:r>
       <w:r>
         <w:rPr>
@@ -9993,6 +9943,8 @@
         </w:rPr>
         <w:t>postaje deo spregnute liste. Ukoliko se u kodnom segmentu nalazi labela, traži se sledeća validna instrukcija i povezuje se na labelu uz pomoć pokazivača na tu instrukciju.</w:t>
       </w:r>
+      <w:bookmarkStart w:id="60" w:name="_GoBack"/>
+      <w:bookmarkEnd w:id="60"/>
     </w:p>
     <w:p>
       <w:pPr>
@@ -14660,7 +14612,7 @@
 </file>
 
 <file path=customXml/itemProps1.xml><?xml version="1.0" encoding="utf-8"?>
-<ds:datastoreItem xmlns:ds="http://schemas.openxmlformats.org/officeDocument/2006/customXml" ds:itemID="{67A4ABC2-01DC-4BA7-8EE2-63577A0ED26D}">
+<ds:datastoreItem xmlns:ds="http://schemas.openxmlformats.org/officeDocument/2006/customXml" ds:itemID="{C408757A-D85A-4748-98F2-D181200269A0}">
   <ds:schemaRefs>
     <ds:schemaRef ds:uri="http://schemas.openxmlformats.org/officeDocument/2006/bibliography"/>
   </ds:schemaRefs>
